--- a/scraping/working-intelligently.docx
+++ b/scraping/working-intelligently.docx
@@ -12,7 +12,7 @@
     </w:p>
     <w:p>
       <w:r>
-        <w:t>Working intelligently  Econocom Skip to main content    FranaisEnglish Belgium France Germany Spain Italia Luxembourg Netherlands Poland United Kingdom United States Econocom HomeCartographyPillar 1The impact of our solutionsA 360 responseCircularity is the solutionEasi, the universal impactProduct Care, proof of sustainabilityGreen  Energy, the dual transitionThe vital imperativeReducing CO2 acting quickly and decisivelyThe utility of virtueSaving the planetRefurbishing is the future Certifications and labelsQuality requirementsISO 14001 the universal referenceAll articlesPillar 2The wealth of our commitmentsA marker of our differenceDiversity is a source of prideMeasure of excellenceIn synch with citizensWorking intelligentlyKnow your potentialLifelong learningInclude all willsWellmeasured fairness Removing obstaclesTraining for impact Solidarity obliges usSupportive, useful and effectiveSupporting emancipationCivic sponsorshipAll articlesPillar 3LandmarksStudies weak signals, strong currentsWhat we learn...Secondhand becomes first choiceTimelineAll articles got a project? join us Econocom follow us got a project? Equipment All equipment EndUser Computing Mobility Audiovisual Infrastructure Product Care Services All services User environments Cloud, infrastructure and hybridisation Applications and data Cybersecurity financing All our financing solutions Technological, industrial and energy financing For immediate cash flow Financing partner sales Managing and coordinating assets A platform for reselling assets to employees Collecting, recycling and reusing assets Optimising and financing the energy transition Measuring, reducing and offsetting your carbon footprint Manage your environmental performance Refurbished equipment leased Audiovisual Comprehensive solutions Digitalise your workplace Enhance your business mobility Enhance digital learning Microsoft comprehensive solution Develop responsible and circular digital technology get to know us The Econocom Group Governance CSR Commitments Ethics and compliance Econocom Impact Homepage The impact of our solutions The wealth of our commitments Landmarks Careers Job opportunities Become a sales agent! Employee testimonials Our jobs Working at Econocom Investors Financial results Financial calendar Key figures Regulated information Share General meetings Financial reports Newsroom Latest articles Press releases News Events Case studies Contact Econocom Econocom ImpactThe wealth of our commitmentsWorking intelligently Working intelligently Summary Know your potential A rewarding integration process, personalised training and a "Welcome Day" for new employees. Lifelong learning Ongoing training is a key factor for success, as is mobility and flexible working arrangements to ensure a good worklife balance. Know your potential We believe that each individual should feel part of a flexible framework which allows them to develop their talents and the values of the company.Employees benefit from a personalised induction programme which enables them to gain a better understanding of the organisation, the teams and their daytoday activities, with an induction seminar, the "Welcome Day" during which they learn about the corporate culture, the organisation and the various business lines of the Econocom Group. Lifelong learning In 2022, more than 94,245 hours of training in both soft and hard skills were provided, including 49,506 in France. It's a key factor in success and professional emancipation and a source of wealth for the Group. Our interest in ethics will continue unabated in 2023, with 68 of employees taking part in the specific skills acquisition programme. Worklife balance Permanent teleworking over 2 or 3 days a week has been facilitated by the deployment of collaborative tools and solid training for managers.A short guide providing answers to the main questions has been published. The teleworking rate will be 87 in 2023, which is 3x higher than in 2021. Wellness at workHealth and wellbeing at work are some of the priorities. Econocom offers services to make everyday life easier, such asa concierge service at certain sites, academic support sports coaching Preventive health initiatives, such as Pink October in the fight against breast cancerand even connected canteens delivering fresh produce... Career development Econocom invests in its own resources and favours internal promotion by encouraging career development at every level of the company. All internal vacancies are accessible to all employees via a professional mobility website, and a Mobility Charter has been drawn up to encourage transfers between departments and activities. professional development Responsiveness Good faith Back to pillar Explore Studies weak signals, strong currents A marker of our difference In the same pillar A marker of our difference Include all wills Solidarity obliges us EquipmentServicesfinancingAudiovisualComprehensive solutions The Hub.Paris 11 square Lon Blum 92800, Puteaux France 33 1 41 67 30 00 Registered office Place du Champ de Mars, 5 B14 1050 Brussels quick access the econocom group job opportunities econocom impact newsroom client area blog got a project? follow us One digital company Terms of use Cookies policy Credits Data protection policy 2024 ECONOCOM</w:t>
+        <w:t>Working intelligently  Econocom Skip to main content    FranaisEnglish Belgium France Germany Spain Italia Luxembourg Netherlands Poland United Kingdom United States Econocom HomeCartographyPillar 1The impact of our solutionsDeltrian chooses Econocom to finance its energy transition Deltrian committed to cleaner airA twofold challengeAn innovative financial solutionTracking to boost progressEconocoms key roleTimingbbnet  Econocom a strategic acquisitionThe ambitions of bbnetEconocom and bbnet AI a game changer ? Econocom Factory performance and impactInterview with Stanislas HussonThe future of Econocom FactoryRefurbished devices breaking down barriers to speed up the sustainable transformation The impact of AI on the refurbishment industry Boldness a catalyst for creativity and transformationA 360 responseCircularity is the solutionEasi, the universal impactInterview Galle MassonProduct Care, proof of sustainabilityGreen  Energy, the dual transitionInterview Frdric LouguetThe vital imperativeReducing CO2 acting quickly and decisivelyInterview de Stphane PalermoInterview d'Alexis NormandThe utility of virtueSaving the planetRefurbishing is the future Interview de Jean Loup de ReymaekertCertifications and labelsQuality requirementsISO 14001 the universal referenceAll articlesPillar 2The wealth of our commitmentsChanges to CSR in tenders More demanding and structured criteriaChallenges that match ambitionsA more collaborative relationshipEmployee volunteer scheme internal feedbackWhat role does Komeet formerly Vendredi play in implementing the corporate volunteering scheme?The volunteer programmes available on the platformCorporate volunteering and the Econocom groups commitmentJonathan Ravaud supporting education, an important cause for me Daria Zachcial  "helping to build confidence in young jobseekers"Muguette Siry  "helping future mums" POEI scheme discovering, training and hiring talentsPOEI a driver for inclusive, targeted recruitmentAn immersive, jointly developed training courseA tailored, vocational courseEmployee engagement a key social and environmentalCorporate volunteeringInterview with Julian Guerin What does Vendredi do ? VOKA Sustainability CharterHilde Janssens' interviewWhy did Econocom Belgium want to obtain this charter?Examples of defined action plans and concrete resultsWhat would be the next step? A marker of our differenceDiversity is a source of prideMeasure of excellenceIn synch with citizensWorking intelligentlyKnow your potentialLifelong learningInclude all willsWellmeasured fairness Removing obstaclesInterview de Charlotte LaforgeTraining for impact Interview de Pierre GirardeauInterview d'Emanuela VerzeniInterview de Jean GuoSolidarity obliges usSupportive, useful and effectiveSupporting emancipationCivic sponsorshipAll articlesPillar 3LandmarksLenovos sustainability leadership in actionThe importance of sustainability A smarter circular approach Lenovo 360 CircleAILenovo and Econocom The rise in the refurbished equipment marketInterview with Laurent LamoureuxReasons for the rise in refurbishingPurchasing habits of public and private organizationsHow to help overcome these reservationsEconocoms partnersCSRD all hands on deck!Interview with Badis Belgacem and Franois BaziDouble materiality the cornerstone of CSRDThe companies concernedPutting together Econocoms 2023 reportHP committed to sustainability Video interview with Matthieu SabinHow to introduce a circular approach in digital technology ? Amplify impact  initiative de HPinc pour un numrique plus responsable Une reconnaissance d'excellence pour EconocomUn cosystme de partenaires engagsPAC Survey on Responsible Digital Practices in EuropeHow digitally responsible are companies?Infographie de l'tude PAC 2024 Studies weak signals, strong currentsWhat we learn...Interview of Vroniquer TornerSecondhand becomes first choiceTimelineAll articles got a project? join us Econocom follow us got a project? Equipment All equipment EndUser Computing Mobility Audiovisual Infrastructure Product Care Services All services User environments Cloud, infrastructure and hybridisation Applications and data Cybersecurity financing All our financing solutions Technological, industrial and energy financing For immediate cash flow Financing partner sales Managing and coordinating assets A platform for reselling assets to employees Collecting, recycling and reusing assets Optimising and financing the energy transition Measuring, reducing and offsetting your carbon footprint Manage your environmental performance Refurbished equipment leased i.tem  Intelligent Tech Equipment Management Audiovisual Comprehensive solutions Digitalise your workplace Enhance your business mobility Enhance digital learning Microsoft comprehensive solution Develop responsible and circular digital technology get to know us The Econocom Group CSR Commitments Ethics and compliance Governance Board of Directors Executive Committee Group Management Committee Group Support Functions Econocom Impact Homepage The impact of our solutions The wealth of our commitments Landmarks Careers Job opportunities Become a sales agent! Employee testimonials Our jobs Working at Econocom Investors Financial results Financial calendar Key figures Regulated information Share General meetings Financial reports Newsroom Latest articles Press releases News Events Case studies Blog Contact Econocom Econocom ImpactThe wealth of our commitmentsWorking intelligently Working intelligently Published on March 20th, 2024 Summary Know your potential A rewarding integration process, personalised training and a "Welcome Day" for new employees. Lifelong learning Ongoing training is a key factor for success, as is mobility and flexible working arrangements to ensure a good worklife balance. Know your potential We believe that each individual should feel part of a flexible framework which allows them to develop their talents and the values of the company.Employees benefit from a personalised induction programme which enables them to gain a better understanding of the organisation, the teams and their daytoday activities, with an induction seminar, the "Welcome Day" during which they learn about the corporate culture, the organisation and the various business lines of the Econocom Group. Lifelong learning In 2024, the average number of hours of training per employee is 10.5 hours, for both "soft skills" and "hard skills". It's a key factor in success and professional emancipation and a source of wealth for the Group. Our interest in ethics will continue unabated in 2024, with 71 of employees taking part in the specific skills acquisition programme. Worklife balance Permanent teleworking over 2 or 3 days a week has been facilitated by the deployment of collaborative tools and solid training for managers.A short guide providing answers to the main questions has been published. The teleworking rate will be 88 in 2024, which is 3x higher than in 2021. Wellness at workHealth and wellbeing at work are some of the priorities. Econocom offers services to make everyday life easier, such asa concierge service at certain sites, academic support sports coaching Preventive health initiatives, such as Pink October in the fight against breast cancerand even connected canteens delivering fresh produce... Career development Econocom invests in its own resources and favours internal promotion by encouraging career development at every level of the company. All internal vacancies are accessible to all employees via a professional mobility website, and a Mobility Charter has been drawn up to encourage transfers between departments and activities. professional development Responsiveness Good faith Back to pillar Want to discuss sustainability, responsible digital and social economy, or circular economy? Contact us Explore POEI scheme discovering, training and hiring talents Lenovos sustainability leadership in action In the same pillar EquipmentServicesfinancingAudiovisualComprehensive solutions The Hub.Paris 11 square Lon Blum 92800, Puteaux France 33 1 41 67 30 00 Registered office Place du Champ de Mars, 5 B14 1050 Brussels quick access the econocom group job opportunities become a sales agent econocom impact newsroom client area blog got a project? follow us Terms of use Cookies policy Credits Data protection policy 2026 ECONOCOM</w:t>
       </w:r>
     </w:p>
     <w:sectPr>
